--- a/src/OpenXmlHtml.Tests/WordListNumberingTests.NestedList.DotNet.verified.docx
+++ b/src/OpenXmlHtml.Tests/WordListNumberingTests.NestedList.DotNet.verified.docx
@@ -17,7 +17,7 @@
         <w:contextualSpacing/>
       </w:pPr>
       <w:r>
-        <w:t xml:space="preserve">Top level </w:t>
+        <w:t xml:space="preserve">Top level</w:t>
       </w:r>
     </w:p>
     <w:p>

--- a/src/OpenXmlHtml.Tests/WordListNumberingTests.NestedList.DotNet.verified.docx
+++ b/src/OpenXmlHtml.Tests/WordListNumberingTests.NestedList.DotNet.verified.docx
@@ -17,7 +17,7 @@
         <w:contextualSpacing/>
       </w:pPr>
       <w:r>
-        <w:t xml:space="preserve">Top level</w:t>
+        <w:t xml:space="preserve">Top level </w:t>
       </w:r>
     </w:p>
     <w:p>
